--- a/rapports/2026-06-06/EQ28/EQ28_enq2_v2/DR_061101000149/09-27-81-85.docx
+++ b/rapports/2026-06-06/EQ28/EQ28_enq2_v2/DR_061101000149/09-27-81-85.docx
@@ -297,7 +297,7 @@
           <w:color w:val="1F6FEB"/>
           <w:sz w:val="22"/>
         </w:rPr>
-        <w:t>⚠ INCOHÉRENCES À CORRIGER (87)</w:t>
+        <w:t>⚠ INCOHÉRENCES À CORRIGER (84)</w:t>
       </w:r>
     </w:p>
     <w:tbl>
@@ -665,7 +665,7 @@
                 <w:i w:val="0"/>
                 <w:sz w:val="17"/>
               </w:rPr>
-              <w:t>Incohérence!!! seulement les écoles privées paient les frais de scolarité (y compris les frais d'inscription).</w:t>
+              <w:t>Incohérent!! Le niveau d'instruction déclaré par l'un des enfants () au niveau de la section 1 de Coumba Ndour diffère de celui donné par Coumba Ndour lui-même qui affirme ne pas avoir frequenté l'école formelle.</w:t>
             </w:r>
           </w:p>
         </w:tc>
@@ -755,7 +755,7 @@
                 <w:i w:val="0"/>
                 <w:sz w:val="17"/>
               </w:rPr>
-              <w:t>Incohérent!! Le niveau d'instruction déclaré par l'un des enfants () au niveau de la section 1 de Coumba Ndour diffère de celui donné par Coumba Ndour lui-même qui affirme ne pas avoir frequenté l'école formelle.</w:t>
+              <w:t>Incohérent!! Le niveau d'instruction déclaré par l'un des enfants () au niveau de la section 1 de Diambal Seck diffère de celui donné par Diambal Seck lui-même qui affirme ne pas avoir frequenté l'école formelle.</w:t>
             </w:r>
           </w:p>
         </w:tc>
@@ -845,7 +845,7 @@
                 <w:i w:val="0"/>
                 <w:sz w:val="17"/>
               </w:rPr>
-              <w:t>Incohérent!! Le niveau d'instruction déclaré par l'un des enfants () au niveau de la section 1 de Diambal Seck diffère de celui donné par Diambal Seck lui-même qui affirme ne pas avoir frequenté l'école formelle.</w:t>
+              <w:t>Incohérent!! Le niveau d'instruction déclaré par l'un des enfants () au niveau de la section 1 de Laity Ndour diffère de celui donné par Laity Ndour lui-même qui affirme ne pas avoir frequenté l'école formelle.</w:t>
             </w:r>
           </w:p>
         </w:tc>
@@ -878,7 +878,7 @@
                 <w:i w:val="0"/>
                 <w:sz w:val="16"/>
               </w:rPr>
-              <w:t>S02</w:t>
+              <w:t>S03</w:t>
               <w:br/>
             </w:r>
             <w:r>
@@ -888,7 +888,7 @@
                 <w:color w:val="64748B"/>
                 <w:sz w:val="14"/>
               </w:rPr>
-              <w:t>Éducation</w:t>
+              <w:t>Santé</w:t>
             </w:r>
           </w:p>
         </w:tc>
@@ -935,7 +935,7 @@
                 <w:i w:val="0"/>
                 <w:sz w:val="17"/>
               </w:rPr>
-              <w:t>Incohérent!! Le niveau d'instruction déclaré par l'un des enfants () au niveau de la section 1 de Laity Ndour diffère de celui donné par Laity Ndour lui-même qui affirme ne pas avoir frequenté l'école formelle.</w:t>
+              <w:t>Incohérent !!! Laity Ndour s'est consulté la première fois pour cette maladie (Douleurs/fatigue) chez un médecin généraliste et vous dites que  Laity Ndour n'est pas concerné par le montant des frais de consultation d'un médecin généraliste (3.14=9999).</w:t>
             </w:r>
           </w:p>
         </w:tc>
@@ -1025,7 +1025,7 @@
                 <w:i w:val="0"/>
                 <w:sz w:val="17"/>
               </w:rPr>
-              <w:t>Incohérent !!! Laity Ndour s'est consulté la première fois pour cette maladie (Douleurs/fatigue) chez un médecin généraliste et vous dites que  Laity Ndour n'est pas concerné par le montant des frais de consultation d'un médecin généraliste (3.14=9999).</w:t>
+              <w:t>Prière de verifier cette incohérence auprès de l'enquêté ou confirmer.</w:t>
             </w:r>
           </w:p>
         </w:tc>
@@ -1058,7 +1058,7 @@
                 <w:i w:val="0"/>
                 <w:sz w:val="16"/>
               </w:rPr>
-              <w:t>S03</w:t>
+              <w:t>S11</w:t>
               <w:br/>
             </w:r>
             <w:r>
@@ -1068,7 +1068,7 @@
                 <w:color w:val="64748B"/>
                 <w:sz w:val="14"/>
               </w:rPr>
-              <w:t>Santé</w:t>
+              <w:t>Logement / cadre de vie</w:t>
             </w:r>
           </w:p>
         </w:tc>
@@ -1115,7 +1115,7 @@
                 <w:i w:val="0"/>
                 <w:sz w:val="17"/>
               </w:rPr>
-              <w:t>Prière de verifier cette incohérence auprès de l'enquêté ou confirmer.</w:t>
+              <w:t>Incoherent!!! Le nombre de pièces occupés (6) est superieur aux nombres de personnes vivant dans le ménage.</w:t>
             </w:r>
           </w:p>
         </w:tc>
@@ -1205,7 +1205,7 @@
                 <w:i w:val="0"/>
                 <w:sz w:val="17"/>
               </w:rPr>
-              <w:t>Incoherent!!! Le nombre de pièces occupés (6) est superieur aux nombres de personnes vivant dans le ménage.</w:t>
+              <w:t>Prière de corriger cette incohérence.</w:t>
             </w:r>
           </w:p>
         </w:tc>
@@ -1264,7 +1264,7 @@
                 <w:color w:val="16A34A"/>
                 <w:sz w:val="16"/>
               </w:rPr>
-              <w:t>—</w:t>
+              <w:t>s01q36, s01q38, s04q24, s02q13, s11q35a, s11q35b_code</w:t>
             </w:r>
           </w:p>
         </w:tc>
@@ -1295,7 +1295,7 @@
                 <w:i w:val="0"/>
                 <w:sz w:val="17"/>
               </w:rPr>
-              <w:t>Prière de corriger cette incohérence.</w:t>
+              <w:t>Le montant de la dernière facture d'électricité est de 50000 FCFA Mensuel qui semble incohérent, Prière de vérifier les questions 11.35a et 11.35b auprès du ménage ou confirmer.</w:t>
             </w:r>
           </w:p>
         </w:tc>
@@ -1310,10 +1310,10 @@
               <w:rPr>
                 <w:b/>
                 <w:i w:val="0"/>
-                <w:color w:val="DC2626"/>
-                <w:sz w:val="16"/>
-              </w:rPr>
-              <w:t>Haute</w:t>
+                <w:color w:val="EA580C"/>
+                <w:sz w:val="16"/>
+              </w:rPr>
+              <w:t>Moyenne</w:t>
             </w:r>
           </w:p>
         </w:tc>
@@ -1328,7 +1328,7 @@
                 <w:i w:val="0"/>
                 <w:sz w:val="16"/>
               </w:rPr>
-              <w:t>S11</w:t>
+              <w:t>S00</w:t>
               <w:br/>
             </w:r>
             <w:r>
@@ -1338,7 +1338,7 @@
                 <w:color w:val="64748B"/>
                 <w:sz w:val="14"/>
               </w:rPr>
-              <w:t>Logement / cadre de vie</w:t>
+              <w:t>Identification</w:t>
             </w:r>
           </w:p>
         </w:tc>
@@ -1354,7 +1354,7 @@
                 <w:color w:val="16A34A"/>
                 <w:sz w:val="16"/>
               </w:rPr>
-              <w:t>s01q36, s01q38, s04q24, s02q13, s11q35a, s11q35b_code</w:t>
+              <w:t>—</w:t>
             </w:r>
           </w:p>
         </w:tc>
@@ -1385,7 +1385,7 @@
                 <w:i w:val="0"/>
                 <w:sz w:val="17"/>
               </w:rPr>
-              <w:t>Le montant de la dernière facture d'électricité est de 50000 FCFA Mensuel qui semble incohérent, Prière de vérifier les questions 11.35a et 11.35b auprès du ménage ou confirmer.</w:t>
+              <w:t>L'adresse ou la localisation du ménage doit être bien renseignée, ne doit pas contenir des numéros de téléphone et elle semble courte pour être une adresse.</w:t>
             </w:r>
           </w:p>
         </w:tc>
@@ -1475,7 +1475,7 @@
                 <w:i w:val="0"/>
                 <w:sz w:val="17"/>
               </w:rPr>
-              <w:t>L'adresse ou la localisation du ménage doit être bien renseignée, ne doit pas contenir des numéros de téléphone et elle semble courte pour être une adresse.</w:t>
+              <w:t>Prière de renseigner la bonne adresse.</w:t>
             </w:r>
           </w:p>
         </w:tc>
@@ -1508,7 +1508,7 @@
                 <w:i w:val="0"/>
                 <w:sz w:val="16"/>
               </w:rPr>
-              <w:t>S00</w:t>
+              <w:t>S01</w:t>
               <w:br/>
             </w:r>
             <w:r>
@@ -1518,7 +1518,7 @@
                 <w:color w:val="64748B"/>
                 <w:sz w:val="14"/>
               </w:rPr>
-              <w:t>Identification</w:t>
+              <w:t>Démographie</w:t>
             </w:r>
           </w:p>
         </w:tc>
@@ -1565,7 +1565,7 @@
                 <w:i w:val="0"/>
                 <w:sz w:val="17"/>
               </w:rPr>
-              <w:t>Prière de renseigner la bonne adresse.</w:t>
+              <w:t>Prière de verifier l'information donnée par Coumba Ndour ou corriger au niveau de la section 1.</w:t>
             </w:r>
           </w:p>
         </w:tc>
@@ -1655,7 +1655,7 @@
                 <w:i w:val="0"/>
                 <w:sz w:val="17"/>
               </w:rPr>
-              <w:t>Prière de verifier l'information donnée par Coumba Ndour ou corriger au niveau de la section 1.</w:t>
+              <w:t>Prière de verifier l'information donnée par Pape Ngagne Niang ou corriger au niveau de la section 1.</w:t>
             </w:r>
           </w:p>
         </w:tc>
@@ -1714,7 +1714,7 @@
                 <w:color w:val="16A34A"/>
                 <w:sz w:val="16"/>
               </w:rPr>
-              <w:t>—</w:t>
+              <w:t>s01q23, s01q00b, s01q23_autre</w:t>
             </w:r>
           </w:p>
         </w:tc>
@@ -1745,7 +1745,7 @@
                 <w:i w:val="0"/>
                 <w:sz w:val="17"/>
               </w:rPr>
-              <w:t>Prière de verifier l'information donnée par Pape Ngagne Niang ou corriger au niveau de la section 1.</w:t>
+              <w:t>La raison principale pour laquelle que Laity Ndour est venu vivre dans cette localité est retraite et semble exister dans les modalités, prière de prendre attache avec le QG pour plus d'explication afin de la classer bien.</w:t>
             </w:r>
           </w:p>
         </w:tc>
@@ -1804,7 +1804,7 @@
                 <w:color w:val="16A34A"/>
                 <w:sz w:val="16"/>
               </w:rPr>
-              <w:t>s01q23, s01q00b, s01q23_autre</w:t>
+              <w:t>s01q10_1</w:t>
             </w:r>
           </w:p>
         </w:tc>
@@ -1835,277 +1835,7 @@
                 <w:i w:val="0"/>
                 <w:sz w:val="17"/>
               </w:rPr>
-              <w:t>La raison principale pour laquelle que Laity Ndour est venu vivre dans cette localité est retraite et semble exister dans les modalités, prière de prendre attache avec le QG pour plus d'explication afin de la classer bien.</w:t>
-            </w:r>
-          </w:p>
-        </w:tc>
-      </w:tr>
-      <w:tr>
-        <w:tc>
-          <w:tcPr>
-            <w:tcW w:type="dxa" w:w="964"/>
-          </w:tcPr>
-          <w:p>
-            <w:r>
-              <w:rPr>
-                <w:b/>
-                <w:i w:val="0"/>
-                <w:color w:val="EA580C"/>
-                <w:sz w:val="16"/>
-              </w:rPr>
-              <w:t>Moyenne</w:t>
-            </w:r>
-          </w:p>
-        </w:tc>
-        <w:tc>
-          <w:tcPr>
-            <w:tcW w:type="dxa" w:w="1247"/>
-          </w:tcPr>
-          <w:p>
-            <w:r>
-              <w:rPr>
-                <w:b/>
-                <w:i w:val="0"/>
-                <w:sz w:val="16"/>
-              </w:rPr>
-              <w:t>S01</w:t>
-              <w:br/>
-            </w:r>
-            <w:r>
-              <w:rPr>
-                <w:b w:val="0"/>
-                <w:i w:val="0"/>
-                <w:color w:val="64748B"/>
-                <w:sz w:val="14"/>
-              </w:rPr>
-              <w:t>Démographie</w:t>
-            </w:r>
-          </w:p>
-        </w:tc>
-        <w:tc>
-          <w:tcPr>
-            <w:tcW w:type="dxa" w:w="1531"/>
-          </w:tcPr>
-          <w:p>
-            <w:r>
-              <w:rPr>
-                <w:b/>
-                <w:i w:val="0"/>
-                <w:color w:val="16A34A"/>
-                <w:sz w:val="16"/>
-              </w:rPr>
-              <w:t>s01q10_1</w:t>
-            </w:r>
-          </w:p>
-        </w:tc>
-        <w:tc>
-          <w:tcPr>
-            <w:tcW w:type="dxa" w:w="1191"/>
-          </w:tcPr>
-          <w:p>
-            <w:r>
-              <w:rPr>
-                <w:b w:val="0"/>
-                <w:i w:val="0"/>
-                <w:color w:val="64748B"/>
-                <w:sz w:val="16"/>
-              </w:rPr>
-              <w:t>GT-CQ</w:t>
-            </w:r>
-          </w:p>
-        </w:tc>
-        <w:tc>
-          <w:tcPr>
-            <w:tcW w:type="dxa" w:w="4706"/>
-          </w:tcPr>
-          <w:p>
-            <w:r>
-              <w:rPr>
-                <w:b w:val="0"/>
-                <w:i w:val="0"/>
-                <w:sz w:val="17"/>
-              </w:rPr>
               <w:t>La taille du ménage lors de l'enquête principale (5) de ce ménage est inférieur à la taille du denombrement (10), prière de fournir des explications concrètes ou aller revisiter le ménage.</w:t>
-            </w:r>
-          </w:p>
-        </w:tc>
-      </w:tr>
-      <w:tr>
-        <w:tc>
-          <w:tcPr>
-            <w:tcW w:type="dxa" w:w="964"/>
-          </w:tcPr>
-          <w:p>
-            <w:r>
-              <w:rPr>
-                <w:b/>
-                <w:i w:val="0"/>
-                <w:color w:val="EA580C"/>
-                <w:sz w:val="16"/>
-              </w:rPr>
-              <w:t>Moyenne</w:t>
-            </w:r>
-          </w:p>
-        </w:tc>
-        <w:tc>
-          <w:tcPr>
-            <w:tcW w:type="dxa" w:w="1247"/>
-          </w:tcPr>
-          <w:p>
-            <w:r>
-              <w:rPr>
-                <w:b/>
-                <w:i w:val="0"/>
-                <w:sz w:val="16"/>
-              </w:rPr>
-              <w:t>S02</w:t>
-              <w:br/>
-            </w:r>
-            <w:r>
-              <w:rPr>
-                <w:b w:val="0"/>
-                <w:i w:val="0"/>
-                <w:color w:val="64748B"/>
-                <w:sz w:val="14"/>
-              </w:rPr>
-              <w:t>Éducation</w:t>
-            </w:r>
-          </w:p>
-        </w:tc>
-        <w:tc>
-          <w:tcPr>
-            <w:tcW w:type="dxa" w:w="1531"/>
-          </w:tcPr>
-          <w:p>
-            <w:r>
-              <w:rPr>
-                <w:b/>
-                <w:i w:val="0"/>
-                <w:color w:val="16A34A"/>
-                <w:sz w:val="16"/>
-              </w:rPr>
-              <w:t>—</w:t>
-            </w:r>
-          </w:p>
-        </w:tc>
-        <w:tc>
-          <w:tcPr>
-            <w:tcW w:type="dxa" w:w="1191"/>
-          </w:tcPr>
-          <w:p>
-            <w:r>
-              <w:rPr>
-                <w:b w:val="0"/>
-                <w:i w:val="0"/>
-                <w:color w:val="64748B"/>
-                <w:sz w:val="16"/>
-              </w:rPr>
-              <w:t>GT-CQ</w:t>
-            </w:r>
-          </w:p>
-        </w:tc>
-        <w:tc>
-          <w:tcPr>
-            <w:tcW w:type="dxa" w:w="4706"/>
-          </w:tcPr>
-          <w:p>
-            <w:r>
-              <w:rPr>
-                <w:b w:val="0"/>
-                <w:i w:val="0"/>
-                <w:sz w:val="17"/>
-              </w:rPr>
-              <w:t>veuillez, s'il vous plait, confirmer les frais de scolarité ( 2000 FCFA) payée de Mouhamed Ndour avec le QG ou apporter les corrections nécessaires.</w:t>
-            </w:r>
-          </w:p>
-        </w:tc>
-      </w:tr>
-      <w:tr>
-        <w:tc>
-          <w:tcPr>
-            <w:tcW w:type="dxa" w:w="964"/>
-          </w:tcPr>
-          <w:p>
-            <w:r>
-              <w:rPr>
-                <w:b/>
-                <w:i w:val="0"/>
-                <w:color w:val="EA580C"/>
-                <w:sz w:val="16"/>
-              </w:rPr>
-              <w:t>Moyenne</w:t>
-            </w:r>
-          </w:p>
-        </w:tc>
-        <w:tc>
-          <w:tcPr>
-            <w:tcW w:type="dxa" w:w="1247"/>
-          </w:tcPr>
-          <w:p>
-            <w:r>
-              <w:rPr>
-                <w:b/>
-                <w:i w:val="0"/>
-                <w:sz w:val="16"/>
-              </w:rPr>
-              <w:t>S02</w:t>
-              <w:br/>
-            </w:r>
-            <w:r>
-              <w:rPr>
-                <w:b w:val="0"/>
-                <w:i w:val="0"/>
-                <w:color w:val="64748B"/>
-                <w:sz w:val="14"/>
-              </w:rPr>
-              <w:t>Éducation</w:t>
-            </w:r>
-          </w:p>
-        </w:tc>
-        <w:tc>
-          <w:tcPr>
-            <w:tcW w:type="dxa" w:w="1531"/>
-          </w:tcPr>
-          <w:p>
-            <w:r>
-              <w:rPr>
-                <w:b/>
-                <w:i w:val="0"/>
-                <w:color w:val="16A34A"/>
-                <w:sz w:val="16"/>
-              </w:rPr>
-              <w:t>—</w:t>
-            </w:r>
-          </w:p>
-        </w:tc>
-        <w:tc>
-          <w:tcPr>
-            <w:tcW w:type="dxa" w:w="1191"/>
-          </w:tcPr>
-          <w:p>
-            <w:r>
-              <w:rPr>
-                <w:b w:val="0"/>
-                <w:i w:val="0"/>
-                <w:color w:val="64748B"/>
-                <w:sz w:val="16"/>
-              </w:rPr>
-              <w:t>GT-CQ</w:t>
-            </w:r>
-          </w:p>
-        </w:tc>
-        <w:tc>
-          <w:tcPr>
-            <w:tcW w:type="dxa" w:w="4706"/>
-          </w:tcPr>
-          <w:p>
-            <w:r>
-              <w:rPr>
-                <w:b w:val="0"/>
-                <w:i w:val="0"/>
-                <w:sz w:val="17"/>
-              </w:rPr>
-              <w:t>veuillez, s'il vous plait, confirmer les frais de scolarité ( 25000 FCFA) payée de Pape Ngagne Niang avec le QG ou apporter les corrections nécessaires.</w:t>
             </w:r>
           </w:p>
         </w:tc>
